--- a/output/MBTS_eDNA_Report_v40.docx
+++ b/output/MBTS_eDNA_Report_v40.docx
@@ -8775,7 +8775,7 @@
         <w:pStyle w:val="BodyText"/>
       </w:pPr>
       <w:r>
-        <w:t xml:space="preserve">Stonewort BLAST update — Golf Course Pond: Native Characeae dominates the 23S signal (32.8% of reads) — the highest aquatic macrophyte detection across all MBTS sites. A trace of Nitellopsis obtusa (1.0%) is also detected. Nitellopsis obtusa is an invasive stonewort from Eurasia that has established in multiple Massachusetts waterbodies; at 1.0% read abundance, a self-sustaining population cannot be confirmed from eDNA alone, but a physical survey is warranted. The dominant native Characeae signal is a positive habitat indicator: Chara/Nitella beds provide spawning and refuge habitat and are characteristic of oligotrophic, clear-water conditions. Their abundance at Golf Course Pond is consistent with Brook Trout connectivity to the upstream reach.</w:t>
+        <w:t xml:space="preserve">Stonewort BLAST update — Lower Golf Course / Sawmill Brook: Native Characeae dominates the 23S signal (32.8% of reads) — the highest aquatic macrophyte detection across all MBTS sites. This is a stream reach (lower golf course boundary, Sawmill Brook), so the Characeae signal reflects benthic stonewort beds or adjacent wetland margin vegetation in contact with flowing water. A trace of Nitellopsis obtusa (1.0%) is also detected. Nitellopsis obtusa is an invasive stonewort from Eurasia established in multiple Massachusetts waterbodies; at 1.0% read abundance a self-sustaining population cannot be confirmed from eDNA alone, but a physical survey of the stream margin is warranted. The dominant native Characeae signal is a positive habitat indicator consistent with oligotrophic, clear-water conditions and Brook Trout connectivity at this reach.</w:t>
       </w:r>
     </w:p>
     <w:p>

--- a/output/MBTS_eDNA_Report_v40.docx
+++ b/output/MBTS_eDNA_Report_v40.docx
@@ -2395,6 +2395,14 @@
     </w:p>
     <w:p>
       <w:pPr>
+        <w:pStyle w:val="BodyText"/>
+      </w:pPr>
+      <w:r>
+        <w:t xml:space="preserve">Water starwort note: Callitriche sp. (likely Callitriche stagnalis, common water starwort) is confirmed at this site by 23S chloroplast eDNA. The genus is unambiguous; BLAST returns C. obtusangula only because that species has a published chloroplast genome in GenBank while C. stagnalis does not — the barcode cannot distinguish between Callitriche species (n_species = 100 at equivalent identity). C. stagnalis is the characteristic water starwort of New England soft-water streams and is consistent with the visual identification at this site. Its presence indicates submerged or emergent aquatic vegetation in the stream channel — positive habitat structure for macroinvertebrates and juvenile fish.</w:t>
+      </w:r>
+    </w:p>
+    <w:p>
+      <w:pPr>
         <w:pStyle w:val="FirstParagraph"/>
       </w:pPr>
       <w:r>
@@ -3280,6 +3288,14 @@
       </w:pPr>
       <w:r>
         <w:t xml:space="preserve">Below School St is a functioning tidal transition ecosystem. Brook Trout consistently detected at this site indicate upstream refugia in the watershed. eDNA degrades faster in saline water than in freshwater [T7]; the true Brook Trout signal from upstream reaches may be understated at this tidal sampling point. Moving the sampling location further upstream is worth considering.</w:t>
+      </w:r>
+    </w:p>
+    <w:p>
+      <w:pPr>
+        <w:pStyle w:val="BodyText"/>
+      </w:pPr>
+      <w:r>
+        <w:t xml:space="preserve">Water starwort note: Callitriche sp. (likely Callitriche stagnalis, common water starwort) is confirmed at this site by 23S chloroplast eDNA. The genus is unambiguous; BLAST returns C. obtusangula only because that species has a published chloroplast genome in GenBank while C. stagnalis does not — the barcode cannot distinguish between Callitriche species (n_species = 100 at equivalent identity). C. stagnalis is the characteristic water starwort of New England soft-water streams and is consistent with the visual identification at this site. Its presence indicates submerged or emergent aquatic vegetation in the stream channel — positive habitat structure for macroinvertebrates and juvenile fish.</w:t>
       </w:r>
     </w:p>
     <w:p>
@@ -8776,6 +8792,14 @@
       </w:pPr>
       <w:r>
         <w:t xml:space="preserve">Stonewort BLAST update — Lower Golf Course / Sawmill Brook: Native Characeae dominates the 23S signal (32.8% of reads) — the highest aquatic macrophyte detection across all MBTS sites. This is a stream reach (lower golf course boundary, Sawmill Brook), so the Characeae signal reflects benthic stonewort beds or adjacent wetland margin vegetation in contact with flowing water. A trace of Nitellopsis obtusa (1.0%) is also detected. Nitellopsis obtusa is an invasive stonewort from Eurasia established in multiple Massachusetts waterbodies; at 1.0% read abundance a self-sustaining population cannot be confirmed from eDNA alone, but a physical survey of the stream margin is warranted. The dominant native Characeae signal is a positive habitat indicator consistent with oligotrophic, clear-water conditions and Brook Trout connectivity at this reach.</w:t>
+      </w:r>
+    </w:p>
+    <w:p>
+      <w:pPr>
+        <w:pStyle w:val="BodyText"/>
+      </w:pPr>
+      <w:r>
+        <w:t xml:space="preserve">Water starwort note: Callitriche sp. (likely C. stagnalis) is also detected via 23S chloroplast eDNA at the lower golf course reach (32 reads) — lower read depth than Below School St and Upper Sawmill but consistent with plant material in stream contact. See those site entries for a note on the BLAST species call limitation.</w:t>
       </w:r>
     </w:p>
     <w:p>

--- a/output/MBTS_eDNA_Report_v40.docx
+++ b/output/MBTS_eDNA_Report_v40.docx
@@ -95,7 +95,7 @@
         <w:pStyle w:val="BodyText"/>
       </w:pPr>
       <w:r>
-        <w:t xml:space="preserve">The Manchester-by-the-Sea Brook Trout Monitoring Program (MBTS) tracks the health and status of Sawmill Brook — a small suburban coastal stream that drains southwest into Manchester Harbor. The sampling network covers the full longitudinal gradient: from Second Pond and Cat Brook headwaters through the main stem, from the estuarine School Street reach to the tidal limit at Fire Station.</w:t>
+        <w:t>The Manchester-by-the-Sea Brook Trout Monitoring Program (MBTS) tracks the health and status of Sawmill Brook — a small suburban coastal stream that drains southwest into Manchester Harbor. The sampling network covers the full longitudinal gradient: from L Mackintosh Pond and Cat Brook headwaters through the main stem, from the estuarine School Street reach to the tidal limit at Fire Station.</w:t>
       </w:r>
     </w:p>
     <w:p>
@@ -1324,19 +1324,19 @@
                 <w:bCs/>
                 <w:b/>
               </w:rPr>
-              <w:t xml:space="preserve">Alewife at 63% — Second Pond only</w:t>
-            </w:r>
-          </w:p>
-        </w:tc>
-        <w:tc>
-          <w:tcPr/>
-          <w:p>
-            <w:pPr>
-              <w:pStyle w:val="Compact"/>
-              <w:jc w:val="left"/>
-            </w:pPr>
-            <w:r>
-              <w:t xml:space="preserve">Second Pond (Oct 2024)</w:t>
+              <w:t>Alewife at 63% — L Mackintosh Pond only</w:t>
+            </w:r>
+          </w:p>
+        </w:tc>
+        <w:tc>
+          <w:tcPr/>
+          <w:p>
+            <w:pPr>
+              <w:pStyle w:val="Compact"/>
+              <w:jc w:val="left"/>
+            </w:pPr>
+            <w:r>
+              <w:t>L Mackintosh Pond (Oct 2024)</w:t>
             </w:r>
           </w:p>
         </w:tc>
@@ -2046,7 +2046,7 @@
               <w:jc w:val="left"/>
             </w:pPr>
             <w:r>
-              <w:t xml:space="preserve">Only at Second Pond — fishway investigation required</w:t>
+              <w:t>Only at L Mackintosh Pond — fishway investigation required</w:t>
             </w:r>
           </w:p>
         </w:tc>
@@ -2264,7 +2264,7 @@
         <w:pStyle w:val="BodyText"/>
       </w:pPr>
       <w:r>
-        <w:t xml:space="preserve">The Sawmill Brook system in Manchester-by-the-Sea is the most intensively monitored watershed in Massachusetts in this study — thirteen samples across nineteen months at multiple reaches from Cat Brook headwaters and Second Pond through the mainstem to the tidal mouth at School Street, draining southwest into Manchester Harbor. The Manchester-by-the-Sea Brook Trout monitoring program (MBTS) tracks the health and status of a suburban coastal stream. Early samples (November 2023, August 2024) carry both fish and algal data; later samples are fish-only.</w:t>
+        <w:t>The Sawmill Brook system in Manchester-by-the-Sea is the most intensively monitored watershed in Massachusetts in this study — thirteen samples across nineteen months at multiple reaches from Cat Brook headwaters and L Mackintosh Pond through the mainstem to the tidal mouth at School Street, draining southwest into Manchester Harbor. The Manchester-by-the-Sea Brook Trout monitoring program (MBTS) tracks the health and status of a suburban coastal stream. Early samples (November 2023, August 2024) carry both fish and algal data; later samples are fish-only.</w:t>
       </w:r>
     </w:p>
     <w:p>
@@ -2272,7 +2272,7 @@
         <w:pStyle w:val="BodyText"/>
       </w:pPr>
       <w:r>
-        <w:t xml:space="preserve">Second Pond is a headwater impoundment feeding into Cat Brook, which drains to Sawmill Brook.</w:t>
+        <w:t>L Mackintosh Pond is a headwater impoundment feeding into Cat Brook, which drains to Sawmill Brook.</w:t>
       </w:r>
       <w:r>
         <w:t xml:space="preserve"> </w:t>
@@ -2282,13 +2282,13 @@
           <w:bCs/>
           <w:b/>
         </w:rPr>
-        <w:t xml:space="preserve">Alewife at 63% at Second Pond in October is an exceptional finding</w:t>
-      </w:r>
-      <w:r>
-        <w:t xml:space="preserve"> </w:t>
-      </w:r>
-      <w:r>
-        <w:t xml:space="preserve">— Alewife are essentially absent from the rest of the MBTS system, making this the only confirmed Alewife presence in the entire watershed. This signals a direct ocean connectivity pathway through Second Pond and Cat Brook that may be available only seasonally or at specific water levels.</w:t>
+        <w:t>Alewife at 63% at L Mackintosh Pond in October is an exceptional finding</w:t>
+      </w:r>
+      <w:r>
+        <w:t xml:space="preserve"> </w:t>
+      </w:r>
+      <w:r>
+        <w:t>— Alewife are essentially absent from the rest of the MBTS system, making this the only confirmed Alewife presence in the entire watershed. This signals a direct ocean connectivity pathway through L Mackintosh Pond and Cat Brook that may be available only seasonally or at specific water levels.</w:t>
       </w:r>
     </w:p>
     <w:p>
@@ -2316,7 +2316,7 @@
           <w:bCs/>
           <w:b/>
         </w:rPr>
-        <w:t xml:space="preserve">spp. detected at Second Pond (October 2024) — native pickerel;</w:t>
+        <w:t>spp. detected at L Mackintosh Pond (October 2024) — native pickerel;</w:t>
       </w:r>
       <w:r>
         <w:rPr>
@@ -7174,7 +7174,7 @@
         <w:pStyle w:val="Heading2"/>
       </w:pPr>
       <w:r>
-        <w:t xml:space="preserve">Second Pond, Manchester-by-the-Sea, MA | JVB4678 / OC41MHKC.1 | October 15, 2024</w:t>
+        <w:t>L Mackintosh Pond, Manchester-by-the-Sea, MA | JVB4678 / OC41MHKC.1 | October 15, 2024</w:t>
       </w:r>
     </w:p>
     <w:p>
@@ -7251,7 +7251,7 @@
         <w:pStyle w:val="FirstParagraph"/>
       </w:pPr>
       <w:r>
-        <w:t xml:space="preserve">Second Pond in October is a mesotrophic coastal pond in the middle of its fall transition — diatoms dominating (42.9%), with unusual secondary taxa including</w:t>
+        <w:t>L Mackintosh Pond in October is a mesotrophic coastal pond in the middle of its fall transition — diatoms dominating (42.9%), with unusual secondary taxa including</w:t>
       </w:r>
       <w:r>
         <w:t xml:space="preserve"> </w:t>
@@ -8685,7 +8685,7 @@
         <w:pStyle w:val="FirstParagraph"/>
       </w:pPr>
       <w:r>
-        <w:t xml:space="preserve">Second Pond October 2024 presents a fall transitional mesotrophic coastal pond signal — diatom-dominated, with the added complexity of</w:t>
+        <w:t>L Mackintosh Pond October 2024 presents a fall transitional mesotrophic coastal pond signal — diatom-dominated, with the added complexity of</w:t>
       </w:r>
       <w:r>
         <w:t xml:space="preserve"> </w:t>
@@ -8733,7 +8733,7 @@
         <w:t xml:space="preserve"> </w:t>
       </w:r>
       <w:r>
-        <w:t xml:space="preserve">is best known as the causative organism of brown tide events in Texas coastal embayments (Laguna Madre); its presence in Second Pond is ecologically unexpected and may reflect database misassignment of a closely related freshwater pelagophyte. Without ESV-level expert review, the</w:t>
+        <w:t>is best known as the causative organism of brown tide events in Texas coastal embayments (Laguna Madre); its presence in L Mackintosh Pond is ecologically unexpected and may reflect database misassignment of a closely related freshwater pelagophyte. Without ESV-level expert review, the</w:t>
       </w:r>
       <w:r>
         <w:t xml:space="preserve"> </w:t>
@@ -8783,7 +8783,7 @@
         <w:t xml:space="preserve"> </w:t>
       </w:r>
       <w:r>
-        <w:t xml:space="preserve">at 3.0% provides a cold-water oligotrophic baseline signal consistent with Second Pond being a moderately deep coastal kettle pond with residual cold-water character.</w:t>
+        <w:t>at 3.0% provides a cold-water oligotrophic baseline signal consistent with L Mackintosh Pond being a moderately deep coastal kettle pond with residual cold-water character.</w:t>
       </w:r>
     </w:p>
     <w:p>
@@ -8807,7 +8807,7 @@
         <w:pStyle w:val="BodyText"/>
       </w:pPr>
       <w:r>
-        <w:t xml:space="preserve">Common Carp (Cyprinus carpio) — BLAST-confirmed at 4,093 reads (~30% of fish reads at this site) — is the most significant new finding at Second Pond from the full BLAST run. Carp were previously unresolved (species=None) and excluded from the v38 community analysis. Their identification substantially revises the site picture: Alewife is no longer dominant at 63% but closer to 44% once Carp reads are included in the denominator. Carp are an introduced species with a well-documented capacity to degrade aquatic habitat through bottom-rooting, sediment resuspension, and uprooting of macrophytes. A 30% Carp signal in a headwater pond that also supports Alewife, Tessellated Darter, and potential Brook Trout connectivity is a serious conservation flag. Fathead Minnow (Pimephales promelas, ~5%) is a second introduced species now confirmed by BLAST — a common bait-bucket introduction. Both species should be flagged to MassWildlife and the town conservation commission.</w:t>
+        <w:t xml:space="preserve">Common Carp (Cyprinus carpio) — BLAST-confirmed at 4,093 reads (~30% of fish reads at this site) — is the most significant new finding at L Mackintosh Pond from the full BLAST run. Carp were previously unresolved (species=None) and excluded from the v38 community analysis. Their identification substantially revises the site picture: Alewife is no longer dominant at 63% but closer to 44% once Carp reads are included in the denominator. Carp are an introduced species with a well-documented capacity to degrade aquatic habitat through bottom-rooting, sediment resuspension, and uprooting of macrophytes. A 30% Carp signal in a headwater pond that also supports Alewife, Tessellated Darter, and potential Brook Trout connectivity is a serious conservation flag. Fathead Minnow (Pimephales promelas, ~5%) is a second introduced species now confirmed by BLAST — a common bait-bucket introduction. Both species should be flagged to MassWildlife and the town conservation commission.</w:t>
       </w:r>
     </w:p>
     <w:p>
@@ -8815,7 +8815,7 @@
         <w:pStyle w:val="BodyText"/>
       </w:pPr>
       <w:r>
-        <w:t xml:space="preserve">Algal BLAST update — Second Pond: Stephanodiscus minutulus dominates the 23S signal (22.5% of reads, ~4,500 reads). Stephanodiscus is a classical eutrophic indicator diatom — it thrives where dissolved phosphorus is elevated and the water column is turbid. Stephanodiscus niagarae is also present. This eutrophication signature directly corroborates the Common Carp detection (30% of fish reads): Carp bottom-rooting releases phosphorus from sediment and drives the turbidity and nutrient conditions Stephanodiscus requires. Veerella sp. (formerly Aureoumbra lagunensis, 18.2%) is a flagellate most often recorded in estuarine and coastal settings; its repeated detection in a pond context warrants continued monitoring. The combined signal — eutrophic diatoms, invasive Carp, and Fathead Minnow — presents a consistent and serious habitat degradation picture at Second Pond.</w:t>
+        <w:t xml:space="preserve">Algal BLAST update — L Mackintosh Pond: Stephanodiscus minutulus dominates the 23S signal (22.5% of reads, ~4,500 reads). Stephanodiscus is a classical eutrophic indicator diatom — it thrives where dissolved phosphorus is elevated and the water column is turbid. Stephanodiscus niagarae is also present. This eutrophication signature directly corroborates the Common Carp detection (30% of fish reads): Carp bottom-rooting releases phosphorus from sediment and drives the turbidity and nutrient conditions Stephanodiscus requires. Veerella sp. (formerly Aureoumbra lagunensis, 18.2%) is a flagellate most often recorded in estuarine and coastal settings; its repeated detection in a pond context warrants continued monitoring. The combined signal — eutrophic diatoms, invasive Carp, and Fathead Minnow — presents a consistent and serious habitat degradation picture at L Mackintosh Pond.</w:t>
       </w:r>
     </w:p>
     <w:p>
@@ -8833,7 +8833,7 @@
         <w:t xml:space="preserve"> </w:t>
       </w:r>
       <w:r>
-        <w:t xml:space="preserve">at 3.0% provides a cold-water oligotrophic baseline signal consistent with Second Pond being a moderately deep coastal kettle pond with residual cold-water character.</w:t>
+        <w:t>at 3.0% provides a cold-water oligotrophic baseline signal consistent with L Mackintosh Pond being a moderately deep coastal kettle pond with residual cold-water character.</w:t>
       </w:r>
     </w:p>
     <w:p>
@@ -13803,7 +13803,7 @@
         <w:t xml:space="preserve"> </w:t>
       </w:r>
       <w:r>
-        <w:t xml:space="preserve">Alewife is confirmed at Second Pond (Cat Brook headwater) — not at mid-watershed reaches above the tidal zone.</w:t>
+        <w:t>Alewife is confirmed at L Mackintosh Pond (Cat Brook headwater) — not at mid-watershed reaches above the tidal zone.</w:t>
       </w:r>
     </w:p>
     <w:bookmarkEnd w:id="98"/>
